--- a/docs/标准题库格式示例/标准题库格式示例.docx
+++ b/docs/标准题库格式示例/标准题库格式示例.docx
@@ -4,333 +4,12 @@
   <w:body>
     <w:p>
       <w:pPr>
+        <w:pStyle w:val="Heading1"/>
         <w:jc w:val="center"/>
-      </w:pPr>
-      <w:r>
-        <w:rPr>
-          <w:rFonts w:ascii="Microsoft YaHei" w:hAnsi="Microsoft YaHei" w:eastAsia="Microsoft YaHei"/>
-          <w:b/>
-          <w:sz w:val="40"/>
-        </w:rPr>
-        <w:t>题库导入标准模板与解析说明</w:t>
-      </w:r>
-    </w:p>
-    <w:p>
-      <w:pPr>
-        <w:pStyle w:val="Heading1"/>
-      </w:pPr>
-      <w:r>
-        <w:t>导航目录</w:t>
-      </w:r>
-    </w:p>
-    <w:p>
-      <w:pPr>
-        <w:ind w:left="0"/>
-      </w:pPr>
-      <w:hyperlink w:anchor="h0002">
-        <w:r>
-          <w:rPr>
-            <w:color w:val="2563EB"/>
-            <w:u w:val="single"/>
-          </w:rPr>
-          <w:t>一、先说明：推荐格式不等于唯一支持格式</w:t>
-        </w:r>
-      </w:hyperlink>
-    </w:p>
-    <w:p>
-      <w:pPr>
-        <w:ind w:left="0"/>
-      </w:pPr>
-      <w:hyperlink w:anchor="h0003">
-        <w:r>
-          <w:rPr>
-            <w:color w:val="2563EB"/>
-            <w:u w:val="single"/>
-          </w:rPr>
-          <w:t>二、当前支持格式与入口</w:t>
-        </w:r>
-      </w:hyperlink>
-    </w:p>
-    <w:p>
-      <w:pPr>
-        <w:ind w:left="0"/>
-      </w:pPr>
-      <w:hyperlink w:anchor="h0004">
-        <w:r>
-          <w:rPr>
-            <w:color w:val="2563EB"/>
-            <w:u w:val="single"/>
-          </w:rPr>
-          <w:t>三、推荐优先级</w:t>
-        </w:r>
-      </w:hyperlink>
-    </w:p>
-    <w:p>
-      <w:pPr>
-        <w:ind w:left="0"/>
-      </w:pPr>
-      <w:hyperlink w:anchor="h0005">
-        <w:r>
-          <w:rPr>
-            <w:color w:val="2563EB"/>
-            <w:u w:val="single"/>
-          </w:rPr>
-          <w:t>四、一级推荐格式：分区标题 + 普通编号</w:t>
-        </w:r>
-      </w:hyperlink>
-    </w:p>
-    <w:p>
-      <w:pPr>
-        <w:ind w:left="312"/>
-      </w:pPr>
-      <w:hyperlink w:anchor="h0006">
-        <w:r>
-          <w:rPr>
-            <w:color w:val="2563EB"/>
-            <w:u w:val="single"/>
-          </w:rPr>
-          <w:t>全题型标准模板</w:t>
-        </w:r>
-      </w:hyperlink>
-    </w:p>
-    <w:p>
-      <w:pPr>
-        <w:ind w:left="312"/>
-      </w:pPr>
-      <w:hyperlink w:anchor="h0007">
-        <w:r>
-          <w:rPr>
-            <w:color w:val="2563EB"/>
-            <w:u w:val="single"/>
-          </w:rPr>
-          <w:t>Excel 标准模板</w:t>
-        </w:r>
-      </w:hyperlink>
-    </w:p>
-    <w:p>
-      <w:pPr>
-        <w:ind w:left="312"/>
-      </w:pPr>
-      <w:hyperlink w:anchor="h0008">
-        <w:r>
-          <w:rPr>
-            <w:color w:val="2563EB"/>
-            <w:u w:val="single"/>
-          </w:rPr>
-          <w:t>JSON 标准模板</w:t>
-        </w:r>
-      </w:hyperlink>
-    </w:p>
-    <w:p>
-      <w:pPr>
-        <w:ind w:left="0"/>
-      </w:pPr>
-      <w:hyperlink w:anchor="h0009">
-        <w:r>
-          <w:rPr>
-            <w:color w:val="2563EB"/>
-            <w:u w:val="single"/>
-          </w:rPr>
-          <w:t>五、二级推荐格式：普通编号</w:t>
-        </w:r>
-      </w:hyperlink>
-    </w:p>
-    <w:p>
-      <w:pPr>
-        <w:ind w:left="0"/>
-      </w:pPr>
-      <w:hyperlink w:anchor="h0010">
-        <w:r>
-          <w:rPr>
-            <w:color w:val="2563EB"/>
-            <w:u w:val="single"/>
-          </w:rPr>
-          <w:t>六、三级兼容格式：分卷分区试卷</w:t>
-        </w:r>
-      </w:hyperlink>
-    </w:p>
-    <w:p>
-      <w:pPr>
-        <w:ind w:left="0"/>
-      </w:pPr>
-      <w:hyperlink w:anchor="h0011">
-        <w:r>
-          <w:rPr>
-            <w:color w:val="2563EB"/>
-            <w:u w:val="single"/>
-          </w:rPr>
-          <w:t>七、兼容但不优先推荐的格式</w:t>
-        </w:r>
-      </w:hyperlink>
-    </w:p>
-    <w:p>
-      <w:pPr>
-        <w:ind w:left="0"/>
-      </w:pPr>
-      <w:hyperlink w:anchor="h0012">
-        <w:r>
-          <w:rPr>
-            <w:color w:val="2563EB"/>
-            <w:u w:val="single"/>
-          </w:rPr>
-          <w:t>八、判断题写法规范</w:t>
-        </w:r>
-      </w:hyperlink>
-    </w:p>
-    <w:p>
-      <w:pPr>
-        <w:ind w:left="0"/>
-      </w:pPr>
-      <w:hyperlink w:anchor="h0013">
-        <w:r>
-          <w:rPr>
-            <w:color w:val="2563EB"/>
-            <w:u w:val="single"/>
-          </w:rPr>
-          <w:t>九、答案与选项规范</w:t>
-        </w:r>
-      </w:hyperlink>
-    </w:p>
-    <w:p>
-      <w:pPr>
-        <w:ind w:left="0"/>
-      </w:pPr>
-      <w:hyperlink w:anchor="h0014">
-        <w:r>
-          <w:rPr>
-            <w:color w:val="2563EB"/>
-            <w:u w:val="single"/>
-          </w:rPr>
-          <w:t>十、多空填空题写法规范</w:t>
-        </w:r>
-      </w:hyperlink>
-    </w:p>
-    <w:p>
-      <w:pPr>
-        <w:ind w:left="312"/>
-      </w:pPr>
-      <w:hyperlink w:anchor="h0015">
-        <w:r>
-          <w:rPr>
-            <w:color w:val="2563EB"/>
-            <w:u w:val="single"/>
-          </w:rPr>
-          <w:t>支持的填空符号</w:t>
-        </w:r>
-      </w:hyperlink>
-    </w:p>
-    <w:p>
-      <w:pPr>
-        <w:ind w:left="0"/>
-      </w:pPr>
-      <w:hyperlink w:anchor="h0016">
-        <w:r>
-          <w:rPr>
-            <w:color w:val="2563EB"/>
-            <w:u w:val="single"/>
-          </w:rPr>
-          <w:t>十一、图片题与富内容规范</w:t>
-        </w:r>
-      </w:hyperlink>
-    </w:p>
-    <w:p>
-      <w:pPr>
-        <w:ind w:left="0"/>
-      </w:pPr>
-      <w:hyperlink w:anchor="h0017">
-        <w:r>
-          <w:rPr>
-            <w:color w:val="2563EB"/>
-            <w:u w:val="single"/>
-          </w:rPr>
-          <w:t>十二、双文件与表格答案补充规范</w:t>
-        </w:r>
-      </w:hyperlink>
-    </w:p>
-    <w:p>
-      <w:pPr>
-        <w:ind w:left="0"/>
-      </w:pPr>
-      <w:hyperlink w:anchor="h0018">
-        <w:r>
-          <w:rPr>
-            <w:color w:val="2563EB"/>
-            <w:u w:val="single"/>
-          </w:rPr>
-          <w:t>十三、不推荐格式</w:t>
-        </w:r>
-      </w:hyperlink>
-    </w:p>
-    <w:p>
-      <w:pPr>
-        <w:ind w:left="0"/>
-      </w:pPr>
-      <w:hyperlink w:anchor="h0019">
-        <w:r>
-          <w:rPr>
-            <w:color w:val="2563EB"/>
-            <w:u w:val="single"/>
-          </w:rPr>
-          <w:t>十四、复杂题库清洗建议</w:t>
-        </w:r>
-      </w:hyperlink>
-    </w:p>
-    <w:p>
-      <w:pPr>
-        <w:ind w:left="0"/>
-      </w:pPr>
-      <w:hyperlink w:anchor="h0020">
-        <w:r>
-          <w:rPr>
-            <w:color w:val="2563EB"/>
-            <w:u w:val="single"/>
-          </w:rPr>
-          <w:t>十五、推荐给智能体的清洗提示词</w:t>
-        </w:r>
-      </w:hyperlink>
-    </w:p>
-    <w:p>
-      <w:pPr>
-        <w:ind w:left="0"/>
-      </w:pPr>
-      <w:hyperlink w:anchor="h0021">
-        <w:r>
-          <w:rPr>
-            <w:color w:val="2563EB"/>
-            <w:u w:val="single"/>
-          </w:rPr>
-          <w:t>十六、普通题库 JSON 格式导入（v0.7.4+）</w:t>
-        </w:r>
-      </w:hyperlink>
-    </w:p>
-    <w:p>
-      <w:pPr>
-        <w:ind w:left="0"/>
-      </w:pPr>
-      <w:hyperlink w:anchor="h0022">
-        <w:r>
-          <w:rPr>
-            <w:color w:val="2563EB"/>
-            <w:u w:val="single"/>
-          </w:rPr>
-          <w:t>十七、快速检查清单</w:t>
-        </w:r>
-      </w:hyperlink>
-    </w:p>
-    <w:p>
-      <w:r>
-        <w:br w:type="page"/>
-      </w:r>
-    </w:p>
-    <w:p>
-      <w:bookmarkStart w:id="550301" w:name="h0001"/>
-      <w:pPr>
-        <w:pStyle w:val="Heading1"/>
       </w:pPr>
       <w:r>
         <w:t>题库导入标准模板与解析说明</w:t>
       </w:r>
-      <w:bookmarkEnd w:id="550301"/>
     </w:p>
     <w:p>
       <w:r>
@@ -338,38 +17,166 @@
       </w:r>
     </w:p>
     <w:p>
-      <w:pPr>
-        <w:ind w:left="283"/>
-      </w:pPr>
       <w:r>
-        <w:rPr>
-          <w:i/>
-          <w:color w:val="505050"/>
-        </w:rPr>
         <w:t>这份文档是格式模板——给用户参考，按此格式整理题库导入最顺利。</w:t>
       </w:r>
     </w:p>
     <w:p>
-      <w:pPr>
-        <w:ind w:left="283"/>
-      </w:pPr>
       <w:r>
-        <w:rPr>
-          <w:i/>
-          <w:color w:val="505050"/>
-        </w:rPr>
         <w:t>更新目的：明确推荐标准格式，同时说明系统支持的格式不只推荐格式；用户可以按题库来源选择文本、Word、Excel、普通 JSON 或备份 JSON/ZIP 等更合适的导入方式。</w:t>
       </w:r>
     </w:p>
     <w:p>
-      <w:bookmarkStart w:id="386120" w:name="h0002"/>
+      <w:pPr>
+        <w:pStyle w:val="Heading2"/>
+      </w:pPr>
+      <w:r>
+        <w:t>目录</w:t>
+      </w:r>
+    </w:p>
+    <w:p>
+      <w:pPr>
+        <w:pStyle w:val="ListBullet"/>
+      </w:pPr>
+      <w:r>
+        <w:t>一、先说明：推荐格式不等于唯一支持格式</w:t>
+      </w:r>
+    </w:p>
+    <w:p>
+      <w:pPr>
+        <w:pStyle w:val="ListBullet"/>
+      </w:pPr>
+      <w:r>
+        <w:t>二、当前支持格式与入口</w:t>
+      </w:r>
+    </w:p>
+    <w:p>
+      <w:pPr>
+        <w:pStyle w:val="ListBullet"/>
+      </w:pPr>
+      <w:r>
+        <w:t>三、推荐优先级</w:t>
+      </w:r>
+    </w:p>
+    <w:p>
+      <w:pPr>
+        <w:pStyle w:val="ListBullet"/>
+      </w:pPr>
+      <w:r>
+        <w:t>四、一级推荐格式：分区标题 + 普通编号</w:t>
+      </w:r>
+    </w:p>
+    <w:p>
+      <w:pPr>
+        <w:pStyle w:val="ListBullet"/>
+      </w:pPr>
+      <w:r>
+        <w:t>五、二级推荐格式：普通编号</w:t>
+      </w:r>
+    </w:p>
+    <w:p>
+      <w:pPr>
+        <w:pStyle w:val="ListBullet"/>
+      </w:pPr>
+      <w:r>
+        <w:t>六、三级兼容格式：分卷分区试卷</w:t>
+      </w:r>
+    </w:p>
+    <w:p>
+      <w:pPr>
+        <w:pStyle w:val="ListBullet"/>
+      </w:pPr>
+      <w:r>
+        <w:t>七、兼容但不优先推荐的格式</w:t>
+      </w:r>
+    </w:p>
+    <w:p>
+      <w:pPr>
+        <w:pStyle w:val="ListBullet"/>
+      </w:pPr>
+      <w:r>
+        <w:t>八、判断题写法规范</w:t>
+      </w:r>
+    </w:p>
+    <w:p>
+      <w:pPr>
+        <w:pStyle w:val="ListBullet"/>
+      </w:pPr>
+      <w:r>
+        <w:t>九、答案与选项规范</w:t>
+      </w:r>
+    </w:p>
+    <w:p>
+      <w:pPr>
+        <w:pStyle w:val="ListBullet"/>
+      </w:pPr>
+      <w:r>
+        <w:t>十、多空填空题写法规范</w:t>
+      </w:r>
+    </w:p>
+    <w:p>
+      <w:pPr>
+        <w:pStyle w:val="ListBullet"/>
+      </w:pPr>
+      <w:r>
+        <w:t>十一、图片题与富内容规范</w:t>
+      </w:r>
+    </w:p>
+    <w:p>
+      <w:pPr>
+        <w:pStyle w:val="ListBullet"/>
+      </w:pPr>
+      <w:r>
+        <w:t>十二、双文件与表格答案补充规范</w:t>
+      </w:r>
+    </w:p>
+    <w:p>
+      <w:pPr>
+        <w:pStyle w:val="ListBullet"/>
+      </w:pPr>
+      <w:r>
+        <w:t>十三、不推荐格式</w:t>
+      </w:r>
+    </w:p>
+    <w:p>
+      <w:pPr>
+        <w:pStyle w:val="ListBullet"/>
+      </w:pPr>
+      <w:r>
+        <w:t>十四、复杂题库清洗建议</w:t>
+      </w:r>
+    </w:p>
+    <w:p>
+      <w:pPr>
+        <w:pStyle w:val="ListBullet"/>
+      </w:pPr>
+      <w:r>
+        <w:t>十五、推荐给智能体的清洗提示词</w:t>
+      </w:r>
+    </w:p>
+    <w:p>
+      <w:pPr>
+        <w:pStyle w:val="ListBullet"/>
+      </w:pPr>
+      <w:r>
+        <w:t>十六、普通题库 JSON 格式导入</w:t>
+      </w:r>
+    </w:p>
+    <w:p>
+      <w:pPr>
+        <w:pStyle w:val="ListBullet"/>
+      </w:pPr>
+      <w:r>
+        <w:t>十七、快速检查清单</w:t>
+      </w:r>
+    </w:p>
+    <w:p>
       <w:pPr>
         <w:pStyle w:val="Heading2"/>
       </w:pPr>
       <w:r>
         <w:t>一、先说明：推荐格式不等于唯一支持格式</w:t>
       </w:r>
-      <w:bookmarkEnd w:id="386120"/>
     </w:p>
     <w:p>
       <w:r>
@@ -387,14 +194,12 @@
       </w:r>
     </w:p>
     <w:p>
-      <w:bookmarkStart w:id="19996" w:name="h0003"/>
       <w:pPr>
         <w:pStyle w:val="Heading2"/>
       </w:pPr>
       <w:r>
         <w:t>二、当前支持格式与入口</w:t>
       </w:r>
-      <w:bookmarkEnd w:id="19996"/>
     </w:p>
     <w:p>
       <w:r>
@@ -405,7 +210,6 @@
       <w:tblPr>
         <w:tblStyle w:val="TableGrid"/>
         <w:tblW w:type="auto" w:w="0"/>
-        <w:jc w:val="center"/>
         <w:tblLook w:firstColumn="1" w:firstRow="1" w:lastColumn="0" w:lastRow="0" w:noHBand="0" w:noVBand="1" w:val="04A0"/>
       </w:tblPr>
       <w:tblGrid>
@@ -417,13 +221,13 @@
         <w:tc>
           <w:tcPr>
             <w:tcW w:type="dxa" w:w="3400"/>
-            <w:vAlign w:val="center"/>
           </w:tcPr>
           <w:p>
             <w:r>
               <w:rPr>
                 <w:rFonts w:ascii="Microsoft YaHei" w:hAnsi="Microsoft YaHei" w:eastAsia="Microsoft YaHei"/>
                 <w:b/>
+                <w:sz w:val="18"/>
               </w:rPr>
               <w:t>来源 / 文件</w:t>
             </w:r>
@@ -432,13 +236,13 @@
         <w:tc>
           <w:tcPr>
             <w:tcW w:type="dxa" w:w="3400"/>
-            <w:vAlign w:val="center"/>
           </w:tcPr>
           <w:p>
             <w:r>
               <w:rPr>
                 <w:rFonts w:ascii="Microsoft YaHei" w:hAnsi="Microsoft YaHei" w:eastAsia="Microsoft YaHei"/>
                 <w:b/>
+                <w:sz w:val="18"/>
               </w:rPr>
               <w:t>推荐入口</w:t>
             </w:r>
@@ -447,13 +251,13 @@
         <w:tc>
           <w:tcPr>
             <w:tcW w:type="dxa" w:w="3400"/>
-            <w:vAlign w:val="center"/>
           </w:tcPr>
           <w:p>
             <w:r>
               <w:rPr>
                 <w:rFonts w:ascii="Microsoft YaHei" w:hAnsi="Microsoft YaHei" w:eastAsia="Microsoft YaHei"/>
                 <w:b/>
+                <w:sz w:val="18"/>
               </w:rPr>
               <w:t>说明</w:t>
             </w:r>
@@ -464,12 +268,12 @@
         <w:tc>
           <w:tcPr>
             <w:tcW w:type="dxa" w:w="3400"/>
-            <w:vAlign w:val="center"/>
           </w:tcPr>
           <w:p>
             <w:r>
               <w:rPr>
                 <w:rFonts w:ascii="Microsoft YaHei" w:hAnsi="Microsoft YaHei" w:eastAsia="Microsoft YaHei"/>
+                <w:sz w:val="18"/>
               </w:rPr>
               <w:t>纯文本 / 复制粘贴 / .txt</w:t>
             </w:r>
@@ -478,12 +282,12 @@
         <w:tc>
           <w:tcPr>
             <w:tcW w:type="dxa" w:w="3400"/>
-            <w:vAlign w:val="center"/>
           </w:tcPr>
           <w:p>
             <w:r>
               <w:rPr>
                 <w:rFonts w:ascii="Microsoft YaHei" w:hAnsi="Microsoft YaHei" w:eastAsia="Microsoft YaHei"/>
+                <w:sz w:val="18"/>
               </w:rPr>
               <w:t>导入题库</w:t>
             </w:r>
@@ -492,12 +296,12 @@
         <w:tc>
           <w:tcPr>
             <w:tcW w:type="dxa" w:w="3400"/>
-            <w:vAlign w:val="center"/>
           </w:tcPr>
           <w:p>
             <w:r>
               <w:rPr>
                 <w:rFonts w:ascii="Microsoft YaHei" w:hAnsi="Microsoft YaHei" w:eastAsia="Microsoft YaHei"/>
+                <w:sz w:val="18"/>
               </w:rPr>
               <w:t>按本文档的标准题库格式整理最稳定</w:t>
             </w:r>
@@ -508,12 +312,12 @@
         <w:tc>
           <w:tcPr>
             <w:tcW w:type="dxa" w:w="3400"/>
-            <w:vAlign w:val="center"/>
           </w:tcPr>
           <w:p>
             <w:r>
               <w:rPr>
                 <w:rFonts w:ascii="Microsoft YaHei" w:hAnsi="Microsoft YaHei" w:eastAsia="Microsoft YaHei"/>
+                <w:sz w:val="18"/>
               </w:rPr>
               <w:t>Word .docx</w:t>
             </w:r>
@@ -522,12 +326,12 @@
         <w:tc>
           <w:tcPr>
             <w:tcW w:type="dxa" w:w="3400"/>
-            <w:vAlign w:val="center"/>
           </w:tcPr>
           <w:p>
             <w:r>
               <w:rPr>
                 <w:rFonts w:ascii="Microsoft YaHei" w:hAnsi="Microsoft YaHei" w:eastAsia="Microsoft YaHei"/>
+                <w:sz w:val="18"/>
               </w:rPr>
               <w:t>导入题库</w:t>
             </w:r>
@@ -536,12 +340,12 @@
         <w:tc>
           <w:tcPr>
             <w:tcW w:type="dxa" w:w="3400"/>
-            <w:vAlign w:val="center"/>
           </w:tcPr>
           <w:p>
             <w:r>
               <w:rPr>
                 <w:rFonts w:ascii="Microsoft YaHei" w:hAnsi="Microsoft YaHei" w:eastAsia="Microsoft YaHei"/>
+                <w:sz w:val="18"/>
               </w:rPr>
               <w:t>推荐格式之一；原生版可提取内嵌图片并绑定题目</w:t>
             </w:r>
@@ -552,12 +356,12 @@
         <w:tc>
           <w:tcPr>
             <w:tcW w:type="dxa" w:w="3400"/>
-            <w:vAlign w:val="center"/>
           </w:tcPr>
           <w:p>
             <w:r>
               <w:rPr>
                 <w:rFonts w:ascii="Microsoft YaHei" w:hAnsi="Microsoft YaHei" w:eastAsia="Microsoft YaHei"/>
+                <w:sz w:val="18"/>
               </w:rPr>
               <w:t>Excel .xlsx / .xls</w:t>
             </w:r>
@@ -566,12 +370,12 @@
         <w:tc>
           <w:tcPr>
             <w:tcW w:type="dxa" w:w="3400"/>
-            <w:vAlign w:val="center"/>
           </w:tcPr>
           <w:p>
             <w:r>
               <w:rPr>
                 <w:rFonts w:ascii="Microsoft YaHei" w:hAnsi="Microsoft YaHei" w:eastAsia="Microsoft YaHei"/>
+                <w:sz w:val="18"/>
               </w:rPr>
               <w:t>导入题库</w:t>
             </w:r>
@@ -580,12 +384,12 @@
         <w:tc>
           <w:tcPr>
             <w:tcW w:type="dxa" w:w="3400"/>
-            <w:vAlign w:val="center"/>
           </w:tcPr>
           <w:p>
             <w:r>
               <w:rPr>
                 <w:rFonts w:ascii="Microsoft YaHei" w:hAnsi="Microsoft YaHei" w:eastAsia="Microsoft YaHei"/>
+                <w:sz w:val="18"/>
               </w:rPr>
               <w:t>适合一行一题或题目/答案列清晰的表格题库</w:t>
             </w:r>
@@ -596,12 +400,12 @@
         <w:tc>
           <w:tcPr>
             <w:tcW w:type="dxa" w:w="3400"/>
-            <w:vAlign w:val="center"/>
           </w:tcPr>
           <w:p>
             <w:r>
               <w:rPr>
                 <w:rFonts w:ascii="Microsoft YaHei" w:hAnsi="Microsoft YaHei" w:eastAsia="Microsoft YaHei"/>
+                <w:sz w:val="18"/>
               </w:rPr>
               <w:t>普通题库 JSON</w:t>
             </w:r>
@@ -610,12 +414,12 @@
         <w:tc>
           <w:tcPr>
             <w:tcW w:type="dxa" w:w="3400"/>
-            <w:vAlign w:val="center"/>
           </w:tcPr>
           <w:p>
             <w:r>
               <w:rPr>
                 <w:rFonts w:ascii="Microsoft YaHei" w:hAnsi="Microsoft YaHei" w:eastAsia="Microsoft YaHei"/>
+                <w:sz w:val="18"/>
               </w:rPr>
               <w:t>导入题库或设置/导出页</w:t>
             </w:r>
@@ -624,12 +428,12 @@
         <w:tc>
           <w:tcPr>
             <w:tcW w:type="dxa" w:w="3400"/>
-            <w:vAlign w:val="center"/>
           </w:tcPr>
           <w:p>
             <w:r>
               <w:rPr>
                 <w:rFonts w:ascii="Microsoft YaHei" w:hAnsi="Microsoft YaHei" w:eastAsia="Microsoft YaHei"/>
+                <w:sz w:val="18"/>
               </w:rPr>
               <w:t>单题数组、单题库对象可直接识别；多题库集合建议走设置/导出页</w:t>
             </w:r>
@@ -640,12 +444,12 @@
         <w:tc>
           <w:tcPr>
             <w:tcW w:type="dxa" w:w="3400"/>
-            <w:vAlign w:val="center"/>
           </w:tcPr>
           <w:p>
             <w:r>
               <w:rPr>
                 <w:rFonts w:ascii="Microsoft YaHei" w:hAnsi="Microsoft YaHei" w:eastAsia="Microsoft YaHei"/>
+                <w:sz w:val="18"/>
               </w:rPr>
               <w:t>完整备份 JSON / ZIP</w:t>
             </w:r>
@@ -654,12 +458,12 @@
         <w:tc>
           <w:tcPr>
             <w:tcW w:type="dxa" w:w="3400"/>
-            <w:vAlign w:val="center"/>
           </w:tcPr>
           <w:p>
             <w:r>
               <w:rPr>
                 <w:rFonts w:ascii="Microsoft YaHei" w:hAnsi="Microsoft YaHei" w:eastAsia="Microsoft YaHei"/>
+                <w:sz w:val="18"/>
               </w:rPr>
               <w:t>设置/导出 → 导入配置 / 备份 JSON/ZIP</w:t>
             </w:r>
@@ -668,12 +472,12 @@
         <w:tc>
           <w:tcPr>
             <w:tcW w:type="dxa" w:w="3400"/>
-            <w:vAlign w:val="center"/>
           </w:tcPr>
           <w:p>
             <w:r>
               <w:rPr>
                 <w:rFonts w:ascii="Microsoft YaHei" w:hAnsi="Microsoft YaHei" w:eastAsia="Microsoft YaHei"/>
+                <w:sz w:val="18"/>
               </w:rPr>
               <w:t>用于恢复 Shiroha Quiz 导出的题库、错题、收藏、记录和图片素材</w:t>
             </w:r>
@@ -684,12 +488,12 @@
         <w:tc>
           <w:tcPr>
             <w:tcW w:type="dxa" w:w="3400"/>
-            <w:vAlign w:val="center"/>
           </w:tcPr>
           <w:p>
             <w:r>
               <w:rPr>
                 <w:rFonts w:ascii="Microsoft YaHei" w:hAnsi="Microsoft YaHei" w:eastAsia="Microsoft YaHei"/>
+                <w:sz w:val="18"/>
               </w:rPr>
               <w:t>题目文件 + 答案文件</w:t>
             </w:r>
@@ -698,12 +502,12 @@
         <w:tc>
           <w:tcPr>
             <w:tcW w:type="dxa" w:w="3400"/>
-            <w:vAlign w:val="center"/>
           </w:tcPr>
           <w:p>
             <w:r>
               <w:rPr>
                 <w:rFonts w:ascii="Microsoft YaHei" w:hAnsi="Microsoft YaHei" w:eastAsia="Microsoft YaHei"/>
+                <w:sz w:val="18"/>
               </w:rPr>
               <w:t>双文件导入</w:t>
             </w:r>
@@ -712,12 +516,12 @@
         <w:tc>
           <w:tcPr>
             <w:tcW w:type="dxa" w:w="3400"/>
-            <w:vAlign w:val="center"/>
           </w:tcPr>
           <w:p>
             <w:r>
               <w:rPr>
                 <w:rFonts w:ascii="Microsoft YaHei" w:hAnsi="Microsoft YaHei" w:eastAsia="Microsoft YaHei"/>
+                <w:sz w:val="18"/>
               </w:rPr>
               <w:t>适合试卷和答案分开的情况，建议两个文件都保留章节 / 分区标题</w:t>
             </w:r>
@@ -728,12 +532,12 @@
         <w:tc>
           <w:tcPr>
             <w:tcW w:type="dxa" w:w="3400"/>
-            <w:vAlign w:val="center"/>
           </w:tcPr>
           <w:p>
             <w:r>
               <w:rPr>
                 <w:rFonts w:ascii="Microsoft YaHei" w:hAnsi="Microsoft YaHei" w:eastAsia="Microsoft YaHei"/>
+                <w:sz w:val="18"/>
               </w:rPr>
               <w:t>文字层 PDF</w:t>
             </w:r>
@@ -742,12 +546,12 @@
         <w:tc>
           <w:tcPr>
             <w:tcW w:type="dxa" w:w="3400"/>
-            <w:vAlign w:val="center"/>
           </w:tcPr>
           <w:p>
             <w:r>
               <w:rPr>
                 <w:rFonts w:ascii="Microsoft YaHei" w:hAnsi="Microsoft YaHei" w:eastAsia="Microsoft YaHei"/>
+                <w:sz w:val="18"/>
               </w:rPr>
               <w:t>导入题库</w:t>
             </w:r>
@@ -756,12 +560,12 @@
         <w:tc>
           <w:tcPr>
             <w:tcW w:type="dxa" w:w="3400"/>
-            <w:vAlign w:val="center"/>
           </w:tcPr>
           <w:p>
             <w:r>
               <w:rPr>
                 <w:rFonts w:ascii="Microsoft YaHei" w:hAnsi="Microsoft YaHei" w:eastAsia="Microsoft YaHei"/>
+                <w:sz w:val="18"/>
               </w:rPr>
               <w:t>仅作为辅助支持；扫描件 / 图片型 PDF 不作为主要推荐格式</w:t>
             </w:r>
@@ -772,12 +576,12 @@
         <w:tc>
           <w:tcPr>
             <w:tcW w:type="dxa" w:w="3400"/>
-            <w:vAlign w:val="center"/>
           </w:tcPr>
           <w:p>
             <w:r>
               <w:rPr>
                 <w:rFonts w:ascii="Microsoft YaHei" w:hAnsi="Microsoft YaHei" w:eastAsia="Microsoft YaHei"/>
+                <w:sz w:val="18"/>
               </w:rPr>
               <w:t>图片题</w:t>
             </w:r>
@@ -786,12 +590,12 @@
         <w:tc>
           <w:tcPr>
             <w:tcW w:type="dxa" w:w="3400"/>
-            <w:vAlign w:val="center"/>
           </w:tcPr>
           <w:p>
             <w:r>
               <w:rPr>
                 <w:rFonts w:ascii="Microsoft YaHei" w:hAnsi="Microsoft YaHei" w:eastAsia="Microsoft YaHei"/>
+                <w:sz w:val="18"/>
               </w:rPr>
               <w:t>.docx 或 JSON/ZIP</w:t>
             </w:r>
@@ -800,12 +604,12 @@
         <w:tc>
           <w:tcPr>
             <w:tcW w:type="dxa" w:w="3400"/>
-            <w:vAlign w:val="center"/>
           </w:tcPr>
           <w:p>
             <w:r>
               <w:rPr>
                 <w:rFonts w:ascii="Microsoft YaHei" w:hAnsi="Microsoft YaHei" w:eastAsia="Microsoft YaHei"/>
+                <w:sz w:val="18"/>
               </w:rPr>
               <w:t>推荐通过 docx 内嵌图片、JSON images 字段或原生 ZIP 备份携带图片</w:t>
             </w:r>
@@ -815,26 +619,17 @@
     </w:tbl>
     <w:p/>
     <w:p>
-      <w:pPr>
-        <w:ind w:left="283"/>
-      </w:pPr>
       <w:r>
-        <w:rPr>
-          <w:i/>
-          <w:color w:val="505050"/>
-        </w:rPr>
         <w:t>简单理解：普通题库走“导入题库”，Shiroha Quiz 自己导出的备份 JSON/ZIP 走“设置/导出”的备份恢复入口。</w:t>
       </w:r>
     </w:p>
     <w:p>
-      <w:bookmarkStart w:id="800463" w:name="h0004"/>
       <w:pPr>
         <w:pStyle w:val="Heading2"/>
       </w:pPr>
       <w:r>
         <w:t>三、推荐优先级</w:t>
       </w:r>
-      <w:bookmarkEnd w:id="800463"/>
     </w:p>
     <w:p>
       <w:pPr>
@@ -877,14 +672,12 @@
       </w:r>
     </w:p>
     <w:p>
-      <w:bookmarkStart w:id="221716" w:name="h0005"/>
       <w:pPr>
         <w:pStyle w:val="Heading2"/>
       </w:pPr>
       <w:r>
         <w:t>四、一级推荐格式：分区标题 + 普通编号</w:t>
       </w:r>
-      <w:bookmarkEnd w:id="221716"/>
     </w:p>
     <w:p>
       <w:r>
@@ -897,10 +690,11 @@
       </w:r>
     </w:p>
     <w:p>
-      <w:pPr>
-        <w:pStyle w:val="CodeBlock"/>
-      </w:pPr>
       <w:r>
+        <w:rPr>
+          <w:rFonts w:ascii="Consolas" w:hAnsi="Consolas" w:eastAsia="Microsoft YaHei"/>
+          <w:sz w:val="18"/>
+        </w:rPr>
         <w:t>一、单选题</w:t>
         <w:br/>
         <w:br/>
@@ -953,10 +747,11 @@
       </w:r>
     </w:p>
     <w:p>
-      <w:pPr>
-        <w:pStyle w:val="CodeBlock"/>
-      </w:pPr>
       <w:r>
+        <w:rPr>
+          <w:rFonts w:ascii="Consolas" w:hAnsi="Consolas" w:eastAsia="Microsoft YaHei"/>
+          <w:sz w:val="18"/>
+        </w:rPr>
         <w:t>1. 单选题：</w:t>
         <w:br/>
         <w:t>题干内容写在这里。</w:t>
@@ -975,14 +770,12 @@
       </w:r>
     </w:p>
     <w:p>
-      <w:bookmarkStart w:id="853748" w:name="h0006"/>
       <w:pPr>
         <w:pStyle w:val="Heading3"/>
       </w:pPr>
       <w:r>
         <w:t>全题型标准模板</w:t>
       </w:r>
-      <w:bookmarkEnd w:id="853748"/>
     </w:p>
     <w:p>
       <w:r>
@@ -990,10 +783,11 @@
       </w:r>
     </w:p>
     <w:p>
-      <w:pPr>
-        <w:pStyle w:val="CodeBlock"/>
-      </w:pPr>
       <w:r>
+        <w:rPr>
+          <w:rFonts w:ascii="Consolas" w:hAnsi="Consolas" w:eastAsia="Microsoft YaHei"/>
+          <w:sz w:val="18"/>
+        </w:rPr>
         <w:t>一、单选题</w:t>
         <w:br/>
         <w:br/>
@@ -1129,14 +923,12 @@
       </w:r>
     </w:p>
     <w:p>
-      <w:bookmarkStart w:id="470233" w:name="h0007"/>
       <w:pPr>
         <w:pStyle w:val="Heading3"/>
       </w:pPr>
       <w:r>
         <w:t>Excel 标准模板</w:t>
       </w:r>
-      <w:bookmarkEnd w:id="470233"/>
     </w:p>
     <w:p>
       <w:r>
@@ -1144,23 +936,794 @@
       </w:r>
     </w:p>
     <w:p>
-      <w:pPr>
-        <w:pStyle w:val="CodeBlock"/>
-      </w:pPr>
       <w:r>
-        <w:t>题号    题型    题干    A    B    C    D    答案    解析</w:t>
-        <w:br/>
-        <w:t>1    单选题    安全帽的主要作用是    保护头部    装饰作用    增加重量    无实际作用    A    安全帽用于保护头部。</w:t>
-        <w:br/>
-        <w:t>2    多选题    雨天驾驶时应注意哪些事项    降低车速    加大跟车距离    急打方向    紧急制动    AB    雨天路滑，应降低车速并保持安全距离。</w:t>
-        <w:br/>
-        <w:t>3    判断题    国家安全生产方针是“安全第一，预防为主”                    正确    判断题建议使用正确或错误。</w:t>
-        <w:br/>
-        <w:t>4    填空题    依法行政要求行政机关做到____                    合法行政    单空填空题按文本答案保存。</w:t>
-        <w:br/>
-        <w:t>5    简答题    简述设备启动前需要检查的内容                    检查设备状态、核对参数、确认安全防护措施，并进行安全交底。    简答题答案按文本保存。</w:t>
+        <w:t>下面展示的是 Excel / WPS 表格中的分列效果。每个表头都应该是一个独立列，不要把整行内容粘到同一个单元格里。</w:t>
       </w:r>
     </w:p>
+    <w:tbl>
+      <w:tblPr>
+        <w:tblStyle w:val="TableGrid"/>
+        <w:tblW w:type="auto" w:w="0"/>
+        <w:tblLook w:firstColumn="1" w:firstRow="1" w:lastColumn="0" w:lastRow="0" w:noHBand="0" w:noVBand="1" w:val="04A0"/>
+      </w:tblPr>
+      <w:tblGrid>
+        <w:gridCol w:w="1133"/>
+        <w:gridCol w:w="1133"/>
+        <w:gridCol w:w="1133"/>
+        <w:gridCol w:w="1133"/>
+        <w:gridCol w:w="1133"/>
+        <w:gridCol w:w="1133"/>
+        <w:gridCol w:w="1133"/>
+        <w:gridCol w:w="1133"/>
+        <w:gridCol w:w="1133"/>
+      </w:tblGrid>
+      <w:tr>
+        <w:tc>
+          <w:tcPr>
+            <w:tcW w:type="dxa" w:w="1133"/>
+          </w:tcPr>
+          <w:p>
+            <w:r>
+              <w:rPr>
+                <w:rFonts w:ascii="Microsoft YaHei" w:hAnsi="Microsoft YaHei" w:eastAsia="Microsoft YaHei"/>
+                <w:b/>
+                <w:sz w:val="16"/>
+              </w:rPr>
+              <w:t>题号</w:t>
+            </w:r>
+          </w:p>
+        </w:tc>
+        <w:tc>
+          <w:tcPr>
+            <w:tcW w:type="dxa" w:w="1133"/>
+          </w:tcPr>
+          <w:p>
+            <w:r>
+              <w:rPr>
+                <w:rFonts w:ascii="Microsoft YaHei" w:hAnsi="Microsoft YaHei" w:eastAsia="Microsoft YaHei"/>
+                <w:b/>
+                <w:sz w:val="16"/>
+              </w:rPr>
+              <w:t>题型</w:t>
+            </w:r>
+          </w:p>
+        </w:tc>
+        <w:tc>
+          <w:tcPr>
+            <w:tcW w:type="dxa" w:w="1133"/>
+          </w:tcPr>
+          <w:p>
+            <w:r>
+              <w:rPr>
+                <w:rFonts w:ascii="Microsoft YaHei" w:hAnsi="Microsoft YaHei" w:eastAsia="Microsoft YaHei"/>
+                <w:b/>
+                <w:sz w:val="16"/>
+              </w:rPr>
+              <w:t>题干</w:t>
+            </w:r>
+          </w:p>
+        </w:tc>
+        <w:tc>
+          <w:tcPr>
+            <w:tcW w:type="dxa" w:w="1133"/>
+          </w:tcPr>
+          <w:p>
+            <w:r>
+              <w:rPr>
+                <w:rFonts w:ascii="Microsoft YaHei" w:hAnsi="Microsoft YaHei" w:eastAsia="Microsoft YaHei"/>
+                <w:b/>
+                <w:sz w:val="16"/>
+              </w:rPr>
+              <w:t>A</w:t>
+            </w:r>
+          </w:p>
+        </w:tc>
+        <w:tc>
+          <w:tcPr>
+            <w:tcW w:type="dxa" w:w="1133"/>
+          </w:tcPr>
+          <w:p>
+            <w:r>
+              <w:rPr>
+                <w:rFonts w:ascii="Microsoft YaHei" w:hAnsi="Microsoft YaHei" w:eastAsia="Microsoft YaHei"/>
+                <w:b/>
+                <w:sz w:val="16"/>
+              </w:rPr>
+              <w:t>B</w:t>
+            </w:r>
+          </w:p>
+        </w:tc>
+        <w:tc>
+          <w:tcPr>
+            <w:tcW w:type="dxa" w:w="1133"/>
+          </w:tcPr>
+          <w:p>
+            <w:r>
+              <w:rPr>
+                <w:rFonts w:ascii="Microsoft YaHei" w:hAnsi="Microsoft YaHei" w:eastAsia="Microsoft YaHei"/>
+                <w:b/>
+                <w:sz w:val="16"/>
+              </w:rPr>
+              <w:t>C</w:t>
+            </w:r>
+          </w:p>
+        </w:tc>
+        <w:tc>
+          <w:tcPr>
+            <w:tcW w:type="dxa" w:w="1133"/>
+          </w:tcPr>
+          <w:p>
+            <w:r>
+              <w:rPr>
+                <w:rFonts w:ascii="Microsoft YaHei" w:hAnsi="Microsoft YaHei" w:eastAsia="Microsoft YaHei"/>
+                <w:b/>
+                <w:sz w:val="16"/>
+              </w:rPr>
+              <w:t>D</w:t>
+            </w:r>
+          </w:p>
+        </w:tc>
+        <w:tc>
+          <w:tcPr>
+            <w:tcW w:type="dxa" w:w="1133"/>
+          </w:tcPr>
+          <w:p>
+            <w:r>
+              <w:rPr>
+                <w:rFonts w:ascii="Microsoft YaHei" w:hAnsi="Microsoft YaHei" w:eastAsia="Microsoft YaHei"/>
+                <w:b/>
+                <w:sz w:val="16"/>
+              </w:rPr>
+              <w:t>答案</w:t>
+            </w:r>
+          </w:p>
+        </w:tc>
+        <w:tc>
+          <w:tcPr>
+            <w:tcW w:type="dxa" w:w="1133"/>
+          </w:tcPr>
+          <w:p>
+            <w:r>
+              <w:rPr>
+                <w:rFonts w:ascii="Microsoft YaHei" w:hAnsi="Microsoft YaHei" w:eastAsia="Microsoft YaHei"/>
+                <w:b/>
+                <w:sz w:val="16"/>
+              </w:rPr>
+              <w:t>解析</w:t>
+            </w:r>
+          </w:p>
+        </w:tc>
+      </w:tr>
+      <w:tr>
+        <w:tc>
+          <w:tcPr>
+            <w:tcW w:type="dxa" w:w="1133"/>
+          </w:tcPr>
+          <w:p>
+            <w:r>
+              <w:rPr>
+                <w:rFonts w:ascii="Microsoft YaHei" w:hAnsi="Microsoft YaHei" w:eastAsia="Microsoft YaHei"/>
+                <w:sz w:val="16"/>
+              </w:rPr>
+              <w:t>1</w:t>
+            </w:r>
+          </w:p>
+        </w:tc>
+        <w:tc>
+          <w:tcPr>
+            <w:tcW w:type="dxa" w:w="1133"/>
+          </w:tcPr>
+          <w:p>
+            <w:r>
+              <w:rPr>
+                <w:rFonts w:ascii="Microsoft YaHei" w:hAnsi="Microsoft YaHei" w:eastAsia="Microsoft YaHei"/>
+                <w:sz w:val="16"/>
+              </w:rPr>
+              <w:t>单选题</w:t>
+            </w:r>
+          </w:p>
+        </w:tc>
+        <w:tc>
+          <w:tcPr>
+            <w:tcW w:type="dxa" w:w="1133"/>
+          </w:tcPr>
+          <w:p>
+            <w:r>
+              <w:rPr>
+                <w:rFonts w:ascii="Microsoft YaHei" w:hAnsi="Microsoft YaHei" w:eastAsia="Microsoft YaHei"/>
+                <w:sz w:val="16"/>
+              </w:rPr>
+              <w:t>安全帽的主要作用是？</w:t>
+            </w:r>
+          </w:p>
+        </w:tc>
+        <w:tc>
+          <w:tcPr>
+            <w:tcW w:type="dxa" w:w="1133"/>
+          </w:tcPr>
+          <w:p>
+            <w:r>
+              <w:rPr>
+                <w:rFonts w:ascii="Microsoft YaHei" w:hAnsi="Microsoft YaHei" w:eastAsia="Microsoft YaHei"/>
+                <w:sz w:val="16"/>
+              </w:rPr>
+              <w:t>保护头部</w:t>
+            </w:r>
+          </w:p>
+        </w:tc>
+        <w:tc>
+          <w:tcPr>
+            <w:tcW w:type="dxa" w:w="1133"/>
+          </w:tcPr>
+          <w:p>
+            <w:r>
+              <w:rPr>
+                <w:rFonts w:ascii="Microsoft YaHei" w:hAnsi="Microsoft YaHei" w:eastAsia="Microsoft YaHei"/>
+                <w:sz w:val="16"/>
+              </w:rPr>
+              <w:t>装饰作用</w:t>
+            </w:r>
+          </w:p>
+        </w:tc>
+        <w:tc>
+          <w:tcPr>
+            <w:tcW w:type="dxa" w:w="1133"/>
+          </w:tcPr>
+          <w:p>
+            <w:r>
+              <w:rPr>
+                <w:rFonts w:ascii="Microsoft YaHei" w:hAnsi="Microsoft YaHei" w:eastAsia="Microsoft YaHei"/>
+                <w:sz w:val="16"/>
+              </w:rPr>
+              <w:t>增加重量</w:t>
+            </w:r>
+          </w:p>
+        </w:tc>
+        <w:tc>
+          <w:tcPr>
+            <w:tcW w:type="dxa" w:w="1133"/>
+          </w:tcPr>
+          <w:p>
+            <w:r>
+              <w:rPr>
+                <w:rFonts w:ascii="Microsoft YaHei" w:hAnsi="Microsoft YaHei" w:eastAsia="Microsoft YaHei"/>
+                <w:sz w:val="16"/>
+              </w:rPr>
+              <w:t>无实际作用</w:t>
+            </w:r>
+          </w:p>
+        </w:tc>
+        <w:tc>
+          <w:tcPr>
+            <w:tcW w:type="dxa" w:w="1133"/>
+          </w:tcPr>
+          <w:p>
+            <w:r>
+              <w:rPr>
+                <w:rFonts w:ascii="Microsoft YaHei" w:hAnsi="Microsoft YaHei" w:eastAsia="Microsoft YaHei"/>
+                <w:sz w:val="16"/>
+              </w:rPr>
+              <w:t>A</w:t>
+            </w:r>
+          </w:p>
+        </w:tc>
+        <w:tc>
+          <w:tcPr>
+            <w:tcW w:type="dxa" w:w="1133"/>
+          </w:tcPr>
+          <w:p>
+            <w:r>
+              <w:rPr>
+                <w:rFonts w:ascii="Microsoft YaHei" w:hAnsi="Microsoft YaHei" w:eastAsia="Microsoft YaHei"/>
+                <w:sz w:val="16"/>
+              </w:rPr>
+              <w:t>安全帽用于保护头部。</w:t>
+            </w:r>
+          </w:p>
+        </w:tc>
+      </w:tr>
+      <w:tr>
+        <w:tc>
+          <w:tcPr>
+            <w:tcW w:type="dxa" w:w="1133"/>
+          </w:tcPr>
+          <w:p>
+            <w:r>
+              <w:rPr>
+                <w:rFonts w:ascii="Microsoft YaHei" w:hAnsi="Microsoft YaHei" w:eastAsia="Microsoft YaHei"/>
+                <w:sz w:val="16"/>
+              </w:rPr>
+              <w:t>2</w:t>
+            </w:r>
+          </w:p>
+        </w:tc>
+        <w:tc>
+          <w:tcPr>
+            <w:tcW w:type="dxa" w:w="1133"/>
+          </w:tcPr>
+          <w:p>
+            <w:r>
+              <w:rPr>
+                <w:rFonts w:ascii="Microsoft YaHei" w:hAnsi="Microsoft YaHei" w:eastAsia="Microsoft YaHei"/>
+                <w:sz w:val="16"/>
+              </w:rPr>
+              <w:t>多选题</w:t>
+            </w:r>
+          </w:p>
+        </w:tc>
+        <w:tc>
+          <w:tcPr>
+            <w:tcW w:type="dxa" w:w="1133"/>
+          </w:tcPr>
+          <w:p>
+            <w:r>
+              <w:rPr>
+                <w:rFonts w:ascii="Microsoft YaHei" w:hAnsi="Microsoft YaHei" w:eastAsia="Microsoft YaHei"/>
+                <w:sz w:val="16"/>
+              </w:rPr>
+              <w:t>雨天驾驶时应注意哪些事项？</w:t>
+            </w:r>
+          </w:p>
+        </w:tc>
+        <w:tc>
+          <w:tcPr>
+            <w:tcW w:type="dxa" w:w="1133"/>
+          </w:tcPr>
+          <w:p>
+            <w:r>
+              <w:rPr>
+                <w:rFonts w:ascii="Microsoft YaHei" w:hAnsi="Microsoft YaHei" w:eastAsia="Microsoft YaHei"/>
+                <w:sz w:val="16"/>
+              </w:rPr>
+              <w:t>降低车速</w:t>
+            </w:r>
+          </w:p>
+        </w:tc>
+        <w:tc>
+          <w:tcPr>
+            <w:tcW w:type="dxa" w:w="1133"/>
+          </w:tcPr>
+          <w:p>
+            <w:r>
+              <w:rPr>
+                <w:rFonts w:ascii="Microsoft YaHei" w:hAnsi="Microsoft YaHei" w:eastAsia="Microsoft YaHei"/>
+                <w:sz w:val="16"/>
+              </w:rPr>
+              <w:t>加大跟车距离</w:t>
+            </w:r>
+          </w:p>
+        </w:tc>
+        <w:tc>
+          <w:tcPr>
+            <w:tcW w:type="dxa" w:w="1133"/>
+          </w:tcPr>
+          <w:p>
+            <w:r>
+              <w:rPr>
+                <w:rFonts w:ascii="Microsoft YaHei" w:hAnsi="Microsoft YaHei" w:eastAsia="Microsoft YaHei"/>
+                <w:sz w:val="16"/>
+              </w:rPr>
+              <w:t>急打方向</w:t>
+            </w:r>
+          </w:p>
+        </w:tc>
+        <w:tc>
+          <w:tcPr>
+            <w:tcW w:type="dxa" w:w="1133"/>
+          </w:tcPr>
+          <w:p>
+            <w:r>
+              <w:rPr>
+                <w:rFonts w:ascii="Microsoft YaHei" w:hAnsi="Microsoft YaHei" w:eastAsia="Microsoft YaHei"/>
+                <w:sz w:val="16"/>
+              </w:rPr>
+              <w:t>紧急制动</w:t>
+            </w:r>
+          </w:p>
+        </w:tc>
+        <w:tc>
+          <w:tcPr>
+            <w:tcW w:type="dxa" w:w="1133"/>
+          </w:tcPr>
+          <w:p>
+            <w:r>
+              <w:rPr>
+                <w:rFonts w:ascii="Microsoft YaHei" w:hAnsi="Microsoft YaHei" w:eastAsia="Microsoft YaHei"/>
+                <w:sz w:val="16"/>
+              </w:rPr>
+              <w:t>AB</w:t>
+            </w:r>
+          </w:p>
+        </w:tc>
+        <w:tc>
+          <w:tcPr>
+            <w:tcW w:type="dxa" w:w="1133"/>
+          </w:tcPr>
+          <w:p>
+            <w:r>
+              <w:rPr>
+                <w:rFonts w:ascii="Microsoft YaHei" w:hAnsi="Microsoft YaHei" w:eastAsia="Microsoft YaHei"/>
+                <w:sz w:val="16"/>
+              </w:rPr>
+              <w:t>雨天路滑，应降低车速并保持安全距离。</w:t>
+            </w:r>
+          </w:p>
+        </w:tc>
+      </w:tr>
+      <w:tr>
+        <w:tc>
+          <w:tcPr>
+            <w:tcW w:type="dxa" w:w="1133"/>
+          </w:tcPr>
+          <w:p>
+            <w:r>
+              <w:rPr>
+                <w:rFonts w:ascii="Microsoft YaHei" w:hAnsi="Microsoft YaHei" w:eastAsia="Microsoft YaHei"/>
+                <w:sz w:val="16"/>
+              </w:rPr>
+              <w:t>3</w:t>
+            </w:r>
+          </w:p>
+        </w:tc>
+        <w:tc>
+          <w:tcPr>
+            <w:tcW w:type="dxa" w:w="1133"/>
+          </w:tcPr>
+          <w:p>
+            <w:r>
+              <w:rPr>
+                <w:rFonts w:ascii="Microsoft YaHei" w:hAnsi="Microsoft YaHei" w:eastAsia="Microsoft YaHei"/>
+                <w:sz w:val="16"/>
+              </w:rPr>
+              <w:t>判断题</w:t>
+            </w:r>
+          </w:p>
+        </w:tc>
+        <w:tc>
+          <w:tcPr>
+            <w:tcW w:type="dxa" w:w="1133"/>
+          </w:tcPr>
+          <w:p>
+            <w:r>
+              <w:rPr>
+                <w:rFonts w:ascii="Microsoft YaHei" w:hAnsi="Microsoft YaHei" w:eastAsia="Microsoft YaHei"/>
+                <w:sz w:val="16"/>
+              </w:rPr>
+              <w:t>国家安全生产方针是“安全第一，预防为主”。</w:t>
+            </w:r>
+          </w:p>
+        </w:tc>
+        <w:tc>
+          <w:tcPr>
+            <w:tcW w:type="dxa" w:w="1133"/>
+          </w:tcPr>
+          <w:p>
+            <w:r>
+              <w:rPr>
+                <w:rFonts w:ascii="Microsoft YaHei" w:hAnsi="Microsoft YaHei" w:eastAsia="Microsoft YaHei"/>
+                <w:sz w:val="16"/>
+              </w:rPr>
+            </w:r>
+          </w:p>
+        </w:tc>
+        <w:tc>
+          <w:tcPr>
+            <w:tcW w:type="dxa" w:w="1133"/>
+          </w:tcPr>
+          <w:p>
+            <w:r>
+              <w:rPr>
+                <w:rFonts w:ascii="Microsoft YaHei" w:hAnsi="Microsoft YaHei" w:eastAsia="Microsoft YaHei"/>
+                <w:sz w:val="16"/>
+              </w:rPr>
+            </w:r>
+          </w:p>
+        </w:tc>
+        <w:tc>
+          <w:tcPr>
+            <w:tcW w:type="dxa" w:w="1133"/>
+          </w:tcPr>
+          <w:p>
+            <w:r>
+              <w:rPr>
+                <w:rFonts w:ascii="Microsoft YaHei" w:hAnsi="Microsoft YaHei" w:eastAsia="Microsoft YaHei"/>
+                <w:sz w:val="16"/>
+              </w:rPr>
+            </w:r>
+          </w:p>
+        </w:tc>
+        <w:tc>
+          <w:tcPr>
+            <w:tcW w:type="dxa" w:w="1133"/>
+          </w:tcPr>
+          <w:p>
+            <w:r>
+              <w:rPr>
+                <w:rFonts w:ascii="Microsoft YaHei" w:hAnsi="Microsoft YaHei" w:eastAsia="Microsoft YaHei"/>
+                <w:sz w:val="16"/>
+              </w:rPr>
+            </w:r>
+          </w:p>
+        </w:tc>
+        <w:tc>
+          <w:tcPr>
+            <w:tcW w:type="dxa" w:w="1133"/>
+          </w:tcPr>
+          <w:p>
+            <w:r>
+              <w:rPr>
+                <w:rFonts w:ascii="Microsoft YaHei" w:hAnsi="Microsoft YaHei" w:eastAsia="Microsoft YaHei"/>
+                <w:sz w:val="16"/>
+              </w:rPr>
+              <w:t>正确</w:t>
+            </w:r>
+          </w:p>
+        </w:tc>
+        <w:tc>
+          <w:tcPr>
+            <w:tcW w:type="dxa" w:w="1133"/>
+          </w:tcPr>
+          <w:p>
+            <w:r>
+              <w:rPr>
+                <w:rFonts w:ascii="Microsoft YaHei" w:hAnsi="Microsoft YaHei" w:eastAsia="Microsoft YaHei"/>
+                <w:sz w:val="16"/>
+              </w:rPr>
+              <w:t>判断题建议使用“正确 / 错误”或“对 / 错”。</w:t>
+            </w:r>
+          </w:p>
+        </w:tc>
+      </w:tr>
+      <w:tr>
+        <w:tc>
+          <w:tcPr>
+            <w:tcW w:type="dxa" w:w="1133"/>
+          </w:tcPr>
+          <w:p>
+            <w:r>
+              <w:rPr>
+                <w:rFonts w:ascii="Microsoft YaHei" w:hAnsi="Microsoft YaHei" w:eastAsia="Microsoft YaHei"/>
+                <w:sz w:val="16"/>
+              </w:rPr>
+              <w:t>4</w:t>
+            </w:r>
+          </w:p>
+        </w:tc>
+        <w:tc>
+          <w:tcPr>
+            <w:tcW w:type="dxa" w:w="1133"/>
+          </w:tcPr>
+          <w:p>
+            <w:r>
+              <w:rPr>
+                <w:rFonts w:ascii="Microsoft YaHei" w:hAnsi="Microsoft YaHei" w:eastAsia="Microsoft YaHei"/>
+                <w:sz w:val="16"/>
+              </w:rPr>
+              <w:t>填空题</w:t>
+            </w:r>
+          </w:p>
+        </w:tc>
+        <w:tc>
+          <w:tcPr>
+            <w:tcW w:type="dxa" w:w="1133"/>
+          </w:tcPr>
+          <w:p>
+            <w:r>
+              <w:rPr>
+                <w:rFonts w:ascii="Microsoft YaHei" w:hAnsi="Microsoft YaHei" w:eastAsia="Microsoft YaHei"/>
+                <w:sz w:val="16"/>
+              </w:rPr>
+              <w:t>依法行政要求行政机关做到____。</w:t>
+            </w:r>
+          </w:p>
+        </w:tc>
+        <w:tc>
+          <w:tcPr>
+            <w:tcW w:type="dxa" w:w="1133"/>
+          </w:tcPr>
+          <w:p>
+            <w:r>
+              <w:rPr>
+                <w:rFonts w:ascii="Microsoft YaHei" w:hAnsi="Microsoft YaHei" w:eastAsia="Microsoft YaHei"/>
+                <w:sz w:val="16"/>
+              </w:rPr>
+            </w:r>
+          </w:p>
+        </w:tc>
+        <w:tc>
+          <w:tcPr>
+            <w:tcW w:type="dxa" w:w="1133"/>
+          </w:tcPr>
+          <w:p>
+            <w:r>
+              <w:rPr>
+                <w:rFonts w:ascii="Microsoft YaHei" w:hAnsi="Microsoft YaHei" w:eastAsia="Microsoft YaHei"/>
+                <w:sz w:val="16"/>
+              </w:rPr>
+            </w:r>
+          </w:p>
+        </w:tc>
+        <w:tc>
+          <w:tcPr>
+            <w:tcW w:type="dxa" w:w="1133"/>
+          </w:tcPr>
+          <w:p>
+            <w:r>
+              <w:rPr>
+                <w:rFonts w:ascii="Microsoft YaHei" w:hAnsi="Microsoft YaHei" w:eastAsia="Microsoft YaHei"/>
+                <w:sz w:val="16"/>
+              </w:rPr>
+            </w:r>
+          </w:p>
+        </w:tc>
+        <w:tc>
+          <w:tcPr>
+            <w:tcW w:type="dxa" w:w="1133"/>
+          </w:tcPr>
+          <w:p>
+            <w:r>
+              <w:rPr>
+                <w:rFonts w:ascii="Microsoft YaHei" w:hAnsi="Microsoft YaHei" w:eastAsia="Microsoft YaHei"/>
+                <w:sz w:val="16"/>
+              </w:rPr>
+            </w:r>
+          </w:p>
+        </w:tc>
+        <w:tc>
+          <w:tcPr>
+            <w:tcW w:type="dxa" w:w="1133"/>
+          </w:tcPr>
+          <w:p>
+            <w:r>
+              <w:rPr>
+                <w:rFonts w:ascii="Microsoft YaHei" w:hAnsi="Microsoft YaHei" w:eastAsia="Microsoft YaHei"/>
+                <w:sz w:val="16"/>
+              </w:rPr>
+              <w:t>合法行政</w:t>
+            </w:r>
+          </w:p>
+        </w:tc>
+        <w:tc>
+          <w:tcPr>
+            <w:tcW w:type="dxa" w:w="1133"/>
+          </w:tcPr>
+          <w:p>
+            <w:r>
+              <w:rPr>
+                <w:rFonts w:ascii="Microsoft YaHei" w:hAnsi="Microsoft YaHei" w:eastAsia="Microsoft YaHei"/>
+                <w:sz w:val="16"/>
+              </w:rPr>
+              <w:t>单空填空题按文本答案保存。</w:t>
+            </w:r>
+          </w:p>
+        </w:tc>
+      </w:tr>
+      <w:tr>
+        <w:tc>
+          <w:tcPr>
+            <w:tcW w:type="dxa" w:w="1133"/>
+          </w:tcPr>
+          <w:p>
+            <w:r>
+              <w:rPr>
+                <w:rFonts w:ascii="Microsoft YaHei" w:hAnsi="Microsoft YaHei" w:eastAsia="Microsoft YaHei"/>
+                <w:sz w:val="16"/>
+              </w:rPr>
+              <w:t>5</w:t>
+            </w:r>
+          </w:p>
+        </w:tc>
+        <w:tc>
+          <w:tcPr>
+            <w:tcW w:type="dxa" w:w="1133"/>
+          </w:tcPr>
+          <w:p>
+            <w:r>
+              <w:rPr>
+                <w:rFonts w:ascii="Microsoft YaHei" w:hAnsi="Microsoft YaHei" w:eastAsia="Microsoft YaHei"/>
+                <w:sz w:val="16"/>
+              </w:rPr>
+              <w:t>简答题</w:t>
+            </w:r>
+          </w:p>
+        </w:tc>
+        <w:tc>
+          <w:tcPr>
+            <w:tcW w:type="dxa" w:w="1133"/>
+          </w:tcPr>
+          <w:p>
+            <w:r>
+              <w:rPr>
+                <w:rFonts w:ascii="Microsoft YaHei" w:hAnsi="Microsoft YaHei" w:eastAsia="Microsoft YaHei"/>
+                <w:sz w:val="16"/>
+              </w:rPr>
+              <w:t>简述设备启动前需要检查的内容。</w:t>
+            </w:r>
+          </w:p>
+        </w:tc>
+        <w:tc>
+          <w:tcPr>
+            <w:tcW w:type="dxa" w:w="1133"/>
+          </w:tcPr>
+          <w:p>
+            <w:r>
+              <w:rPr>
+                <w:rFonts w:ascii="Microsoft YaHei" w:hAnsi="Microsoft YaHei" w:eastAsia="Microsoft YaHei"/>
+                <w:sz w:val="16"/>
+              </w:rPr>
+            </w:r>
+          </w:p>
+        </w:tc>
+        <w:tc>
+          <w:tcPr>
+            <w:tcW w:type="dxa" w:w="1133"/>
+          </w:tcPr>
+          <w:p>
+            <w:r>
+              <w:rPr>
+                <w:rFonts w:ascii="Microsoft YaHei" w:hAnsi="Microsoft YaHei" w:eastAsia="Microsoft YaHei"/>
+                <w:sz w:val="16"/>
+              </w:rPr>
+            </w:r>
+          </w:p>
+        </w:tc>
+        <w:tc>
+          <w:tcPr>
+            <w:tcW w:type="dxa" w:w="1133"/>
+          </w:tcPr>
+          <w:p>
+            <w:r>
+              <w:rPr>
+                <w:rFonts w:ascii="Microsoft YaHei" w:hAnsi="Microsoft YaHei" w:eastAsia="Microsoft YaHei"/>
+                <w:sz w:val="16"/>
+              </w:rPr>
+            </w:r>
+          </w:p>
+        </w:tc>
+        <w:tc>
+          <w:tcPr>
+            <w:tcW w:type="dxa" w:w="1133"/>
+          </w:tcPr>
+          <w:p>
+            <w:r>
+              <w:rPr>
+                <w:rFonts w:ascii="Microsoft YaHei" w:hAnsi="Microsoft YaHei" w:eastAsia="Microsoft YaHei"/>
+                <w:sz w:val="16"/>
+              </w:rPr>
+            </w:r>
+          </w:p>
+        </w:tc>
+        <w:tc>
+          <w:tcPr>
+            <w:tcW w:type="dxa" w:w="1133"/>
+          </w:tcPr>
+          <w:p>
+            <w:r>
+              <w:rPr>
+                <w:rFonts w:ascii="Microsoft YaHei" w:hAnsi="Microsoft YaHei" w:eastAsia="Microsoft YaHei"/>
+                <w:sz w:val="16"/>
+              </w:rPr>
+              <w:t>检查设备状态、核对参数、确认安全防护措施，并进行安全交底。</w:t>
+            </w:r>
+          </w:p>
+        </w:tc>
+        <w:tc>
+          <w:tcPr>
+            <w:tcW w:type="dxa" w:w="1133"/>
+          </w:tcPr>
+          <w:p>
+            <w:r>
+              <w:rPr>
+                <w:rFonts w:ascii="Microsoft YaHei" w:hAnsi="Microsoft YaHei" w:eastAsia="Microsoft YaHei"/>
+                <w:sz w:val="16"/>
+              </w:rPr>
+              <w:t>简答题答案按文本保存。</w:t>
+            </w:r>
+          </w:p>
+        </w:tc>
+      </w:tr>
+    </w:tbl>
+    <w:p/>
     <w:p>
       <w:r>
         <w:t>说明：</w:t>
@@ -1199,14 +1762,12 @@
       </w:r>
     </w:p>
     <w:p>
-      <w:bookmarkStart w:id="143321" w:name="h0008"/>
       <w:pPr>
         <w:pStyle w:val="Heading3"/>
       </w:pPr>
       <w:r>
         <w:t>JSON 标准模板</w:t>
       </w:r>
-      <w:bookmarkEnd w:id="143321"/>
     </w:p>
     <w:p>
       <w:r>
@@ -1219,10 +1780,11 @@
       </w:r>
     </w:p>
     <w:p>
-      <w:pPr>
-        <w:pStyle w:val="CodeBlock"/>
-      </w:pPr>
       <w:r>
+        <w:rPr>
+          <w:rFonts w:ascii="Consolas" w:hAnsi="Consolas" w:eastAsia="Microsoft YaHei"/>
+          <w:sz w:val="18"/>
+        </w:rPr>
         <w:t>[</w:t>
         <w:br/>
         <w:t xml:space="preserve">  {</w:t>
@@ -1308,10 +1870,11 @@
       </w:r>
     </w:p>
     <w:p>
-      <w:pPr>
-        <w:pStyle w:val="CodeBlock"/>
-      </w:pPr>
       <w:r>
+        <w:rPr>
+          <w:rFonts w:ascii="Consolas" w:hAnsi="Consolas" w:eastAsia="Microsoft YaHei"/>
+          <w:sz w:val="18"/>
+        </w:rPr>
         <w:t>{</w:t>
         <w:br/>
         <w:t xml:space="preserve">  "name": "安全知识题库",</w:t>
@@ -1375,14 +1938,12 @@
       </w:r>
     </w:p>
     <w:p>
-      <w:bookmarkStart w:id="551998" w:name="h0009"/>
       <w:pPr>
         <w:pStyle w:val="Heading2"/>
       </w:pPr>
       <w:r>
         <w:t>五、二级推荐格式：普通编号</w:t>
       </w:r>
-      <w:bookmarkEnd w:id="551998"/>
     </w:p>
     <w:p>
       <w:r>
@@ -1390,10 +1951,11 @@
       </w:r>
     </w:p>
     <w:p>
-      <w:pPr>
-        <w:pStyle w:val="CodeBlock"/>
-      </w:pPr>
       <w:r>
+        <w:rPr>
+          <w:rFonts w:ascii="Consolas" w:hAnsi="Consolas" w:eastAsia="Microsoft YaHei"/>
+          <w:sz w:val="18"/>
+        </w:rPr>
         <w:t>1. 题干内容写在这里。</w:t>
         <w:br/>
         <w:t>A. 选项一</w:t>
@@ -1421,14 +1983,12 @@
       </w:r>
     </w:p>
     <w:p>
-      <w:bookmarkStart w:id="943341" w:name="h0010"/>
       <w:pPr>
         <w:pStyle w:val="Heading2"/>
       </w:pPr>
       <w:r>
         <w:t>六、三级兼容格式：分卷分区试卷</w:t>
       </w:r>
-      <w:bookmarkEnd w:id="943341"/>
     </w:p>
     <w:p>
       <w:r>
@@ -1436,10 +1996,11 @@
       </w:r>
     </w:p>
     <w:p>
-      <w:pPr>
-        <w:pStyle w:val="CodeBlock"/>
-      </w:pPr>
       <w:r>
+        <w:rPr>
+          <w:rFonts w:ascii="Consolas" w:hAnsi="Consolas" w:eastAsia="Microsoft YaHei"/>
+          <w:sz w:val="18"/>
+        </w:rPr>
         <w:t>第一卷</w:t>
         <w:br/>
         <w:br/>
@@ -1475,14 +2036,12 @@
       </w:r>
     </w:p>
     <w:p>
-      <w:bookmarkStart w:id="212547" w:name="h0011"/>
       <w:pPr>
         <w:pStyle w:val="Heading2"/>
       </w:pPr>
       <w:r>
         <w:t>七、兼容但不优先推荐的格式</w:t>
       </w:r>
-      <w:bookmarkEnd w:id="212547"/>
     </w:p>
     <w:p>
       <w:r>
@@ -1498,10 +2057,11 @@
       </w:r>
     </w:p>
     <w:p>
-      <w:pPr>
-        <w:pStyle w:val="CodeBlock"/>
-      </w:pPr>
       <w:r>
+        <w:rPr>
+          <w:rFonts w:ascii="Consolas" w:hAnsi="Consolas" w:eastAsia="Microsoft YaHei"/>
+          <w:sz w:val="18"/>
+        </w:rPr>
         <w:t>题干内容 A. 选项一 B. 选项二 C. 选项三 D. 选项四 答案：A</w:t>
       </w:r>
     </w:p>
@@ -1514,10 +2074,11 @@
       </w:r>
     </w:p>
     <w:p>
-      <w:pPr>
-        <w:pStyle w:val="CodeBlock"/>
-      </w:pPr>
       <w:r>
+        <w:rPr>
+          <w:rFonts w:ascii="Consolas" w:hAnsi="Consolas" w:eastAsia="Microsoft YaHei"/>
+          <w:sz w:val="18"/>
+        </w:rPr>
         <w:t>题干内容【答案：A】</w:t>
         <w:br/>
         <w:t>题干内容（ABCD）</w:t>
@@ -1534,10 +2095,11 @@
       </w:r>
     </w:p>
     <w:p>
-      <w:pPr>
-        <w:pStyle w:val="CodeBlock"/>
-      </w:pPr>
       <w:r>
+        <w:rPr>
+          <w:rFonts w:ascii="Consolas" w:hAnsi="Consolas" w:eastAsia="Microsoft YaHei"/>
+          <w:sz w:val="18"/>
+        </w:rPr>
         <w:t>题目区</w:t>
         <w:br/>
         <w:t>1. 题干内容</w:t>
@@ -1563,10 +2125,11 @@
       </w:r>
     </w:p>
     <w:p>
-      <w:pPr>
-        <w:pStyle w:val="CodeBlock"/>
-      </w:pPr>
       <w:r>
+        <w:rPr>
+          <w:rFonts w:ascii="Consolas" w:hAnsi="Consolas" w:eastAsia="Microsoft YaHei"/>
+          <w:sz w:val="18"/>
+        </w:rPr>
         <w:t>一、单选题</w:t>
         <w:br/>
         <w:t>题干内容【答案：B】</w:t>
@@ -1598,10 +2161,11 @@
       </w:r>
     </w:p>
     <w:p>
-      <w:pPr>
-        <w:pStyle w:val="CodeBlock"/>
-      </w:pPr>
       <w:r>
+        <w:rPr>
+          <w:rFonts w:ascii="Consolas" w:hAnsi="Consolas" w:eastAsia="Microsoft YaHei"/>
+          <w:sz w:val="18"/>
+        </w:rPr>
         <w:t>根据以下材料，回答 1-2 题：</w:t>
         <w:br/>
         <w:t>这里是一段材料文本。</w:t>
@@ -1631,14 +2195,12 @@
       </w:r>
     </w:p>
     <w:p>
-      <w:bookmarkStart w:id="695543" w:name="h0012"/>
       <w:pPr>
         <w:pStyle w:val="Heading2"/>
       </w:pPr>
       <w:r>
         <w:t>八、判断题写法规范</w:t>
       </w:r>
-      <w:bookmarkEnd w:id="695543"/>
     </w:p>
     <w:p>
       <w:pPr>
@@ -1681,14 +2243,12 @@
       </w:r>
     </w:p>
     <w:p>
-      <w:bookmarkStart w:id="56175" w:name="h0013"/>
       <w:pPr>
         <w:pStyle w:val="Heading2"/>
       </w:pPr>
       <w:r>
         <w:t>九、答案与选项规范</w:t>
       </w:r>
-      <w:bookmarkEnd w:id="56175"/>
     </w:p>
     <w:p>
       <w:pPr>
@@ -1747,14 +2307,12 @@
       </w:r>
     </w:p>
     <w:p>
-      <w:bookmarkStart w:id="559678" w:name="h0014"/>
       <w:pPr>
         <w:pStyle w:val="Heading2"/>
       </w:pPr>
       <w:r>
         <w:t>十、多空填空题写法规范</w:t>
       </w:r>
-      <w:bookmarkEnd w:id="559678"/>
     </w:p>
     <w:p>
       <w:r>
@@ -1762,14 +2320,12 @@
       </w:r>
     </w:p>
     <w:p>
-      <w:bookmarkStart w:id="242237" w:name="h0015"/>
       <w:pPr>
         <w:pStyle w:val="Heading3"/>
       </w:pPr>
       <w:r>
         <w:t>支持的填空符号</w:t>
       </w:r>
-      <w:bookmarkEnd w:id="242237"/>
     </w:p>
     <w:p>
       <w:r>
@@ -1777,10 +2333,11 @@
       </w:r>
     </w:p>
     <w:p>
-      <w:pPr>
-        <w:pStyle w:val="CodeBlock"/>
-      </w:pPr>
       <w:r>
+        <w:rPr>
+          <w:rFonts w:ascii="Consolas" w:hAnsi="Consolas" w:eastAsia="Microsoft YaHei"/>
+          <w:sz w:val="18"/>
+        </w:rPr>
         <w:t>____</w:t>
         <w:br/>
         <w:t>______</w:t>
@@ -1805,10 +2362,11 @@
       </w:r>
     </w:p>
     <w:p>
-      <w:pPr>
-        <w:pStyle w:val="CodeBlock"/>
-      </w:pPr>
       <w:r>
+        <w:rPr>
+          <w:rFonts w:ascii="Consolas" w:hAnsi="Consolas" w:eastAsia="Microsoft YaHei"/>
+          <w:sz w:val="18"/>
+        </w:rPr>
         <w:t>四、填空题</w:t>
         <w:br/>
         <w:br/>
@@ -1825,10 +2383,11 @@
       </w:r>
     </w:p>
     <w:p>
-      <w:pPr>
-        <w:pStyle w:val="CodeBlock"/>
-      </w:pPr>
       <w:r>
+        <w:rPr>
+          <w:rFonts w:ascii="Consolas" w:hAnsi="Consolas" w:eastAsia="Microsoft YaHei"/>
+          <w:sz w:val="18"/>
+        </w:rPr>
         <w:t>四、填空题</w:t>
         <w:br/>
         <w:br/>
@@ -1845,10 +2404,11 @@
       </w:r>
     </w:p>
     <w:p>
-      <w:pPr>
-        <w:pStyle w:val="CodeBlock"/>
-      </w:pPr>
       <w:r>
+        <w:rPr>
+          <w:rFonts w:ascii="Consolas" w:hAnsi="Consolas" w:eastAsia="Microsoft YaHei"/>
+          <w:sz w:val="18"/>
+        </w:rPr>
         <w:t>4. 中国四大发明包括（造纸术）、（印刷术）、（火药）、（指南针）。</w:t>
         <w:br/>
         <w:t>答案：造纸术；印刷术；火药；指南针</w:t>
@@ -1865,14 +2425,12 @@
       </w:r>
     </w:p>
     <w:p>
-      <w:bookmarkStart w:id="967893" w:name="h0016"/>
       <w:pPr>
         <w:pStyle w:val="Heading2"/>
       </w:pPr>
       <w:r>
         <w:t>十一、图片题与富内容规范</w:t>
       </w:r>
-      <w:bookmarkEnd w:id="967893"/>
     </w:p>
     <w:p>
       <w:r>
@@ -1909,14 +2467,12 @@
       </w:r>
     </w:p>
     <w:p>
-      <w:bookmarkStart w:id="452186" w:name="h0017"/>
       <w:pPr>
         <w:pStyle w:val="Heading2"/>
       </w:pPr>
       <w:r>
         <w:t>十二、双文件与表格答案补充规范</w:t>
       </w:r>
-      <w:bookmarkEnd w:id="452186"/>
     </w:p>
     <w:p>
       <w:r>
@@ -1929,10 +2485,11 @@
       </w:r>
     </w:p>
     <w:p>
-      <w:pPr>
-        <w:pStyle w:val="CodeBlock"/>
-      </w:pPr>
       <w:r>
+        <w:rPr>
+          <w:rFonts w:ascii="Consolas" w:hAnsi="Consolas" w:eastAsia="Microsoft YaHei"/>
+          <w:sz w:val="18"/>
+        </w:rPr>
         <w:t>第一章 基础知识</w:t>
         <w:br/>
         <w:t>一、单选题</w:t>
@@ -1957,10 +2514,11 @@
       </w:r>
     </w:p>
     <w:p>
-      <w:pPr>
-        <w:pStyle w:val="CodeBlock"/>
-      </w:pPr>
       <w:r>
+        <w:rPr>
+          <w:rFonts w:ascii="Consolas" w:hAnsi="Consolas" w:eastAsia="Microsoft YaHei"/>
+          <w:sz w:val="18"/>
+        </w:rPr>
         <w:t>1. A</w:t>
         <w:br/>
         <w:t>2. B</w:t>
@@ -1981,14 +2539,12 @@
       </w:r>
     </w:p>
     <w:p>
-      <w:bookmarkStart w:id="4313" w:name="h0018"/>
       <w:pPr>
         <w:pStyle w:val="Heading2"/>
       </w:pPr>
       <w:r>
         <w:t>十三、不推荐格式</w:t>
       </w:r>
-      <w:bookmarkEnd w:id="4313"/>
     </w:p>
     <w:p>
       <w:pPr>
@@ -2047,14 +2603,12 @@
       </w:r>
     </w:p>
     <w:p>
-      <w:bookmarkStart w:id="427690" w:name="h0019"/>
       <w:pPr>
         <w:pStyle w:val="Heading2"/>
       </w:pPr>
       <w:r>
         <w:t>十四、复杂题库清洗建议</w:t>
       </w:r>
-      <w:bookmarkEnd w:id="427690"/>
     </w:p>
     <w:p>
       <w:r>
@@ -2131,14 +2685,12 @@
       </w:r>
     </w:p>
     <w:p>
-      <w:bookmarkStart w:id="672551" w:name="h0020"/>
       <w:pPr>
         <w:pStyle w:val="Heading2"/>
       </w:pPr>
       <w:r>
         <w:t>十五、推荐给智能体的清洗提示词</w:t>
       </w:r>
-      <w:bookmarkEnd w:id="672551"/>
     </w:p>
     <w:p>
       <w:r>
@@ -2146,10 +2698,11 @@
       </w:r>
     </w:p>
     <w:p>
-      <w:pPr>
-        <w:pStyle w:val="CodeBlock"/>
-      </w:pPr>
       <w:r>
+        <w:rPr>
+          <w:rFonts w:ascii="Consolas" w:hAnsi="Consolas" w:eastAsia="Microsoft YaHei"/>
+          <w:sz w:val="18"/>
+        </w:rPr>
         <w:t>请把下面的题库文本整理成 Shiroha Quiz 可稳定导入的标准格式。</w:t>
         <w:br/>
         <w:br/>
@@ -2197,14 +2750,12 @@
       </w:r>
     </w:p>
     <w:p>
-      <w:bookmarkStart w:id="737797" w:name="h0021"/>
       <w:pPr>
         <w:pStyle w:val="Heading2"/>
       </w:pPr>
       <w:r>
         <w:t>十六、普通题库 JSON 格式导入（v0.7.4+）</w:t>
       </w:r>
-      <w:bookmarkEnd w:id="737797"/>
     </w:p>
     <w:p>
       <w:r>
@@ -2217,10 +2768,11 @@
       </w:r>
     </w:p>
     <w:p>
-      <w:pPr>
-        <w:pStyle w:val="CodeBlock"/>
-      </w:pPr>
       <w:r>
+        <w:rPr>
+          <w:rFonts w:ascii="Consolas" w:hAnsi="Consolas" w:eastAsia="Microsoft YaHei"/>
+          <w:sz w:val="18"/>
+        </w:rPr>
         <w:t>[</w:t>
         <w:br/>
         <w:t xml:space="preserve">  {"type": "single", "question": "题干", "options": [{"key":"A","text":"选项A"}], "answer": ["A"]}</w:t>
@@ -2234,10 +2786,11 @@
       </w:r>
     </w:p>
     <w:p>
-      <w:pPr>
-        <w:pStyle w:val="CodeBlock"/>
-      </w:pPr>
       <w:r>
+        <w:rPr>
+          <w:rFonts w:ascii="Consolas" w:hAnsi="Consolas" w:eastAsia="Microsoft YaHei"/>
+          <w:sz w:val="18"/>
+        </w:rPr>
         <w:t>{"name": "我的题库", "questions": [...]}</w:t>
       </w:r>
     </w:p>
@@ -2247,10 +2800,11 @@
       </w:r>
     </w:p>
     <w:p>
-      <w:pPr>
-        <w:pStyle w:val="CodeBlock"/>
-      </w:pPr>
       <w:r>
+        <w:rPr>
+          <w:rFonts w:ascii="Consolas" w:hAnsi="Consolas" w:eastAsia="Microsoft YaHei"/>
+          <w:sz w:val="18"/>
+        </w:rPr>
         <w:t>{"options": {"A": "选项内容", "B": "选项内容"}}</w:t>
       </w:r>
     </w:p>
@@ -2260,22 +2814,21 @@
       </w:r>
     </w:p>
     <w:p>
-      <w:pPr>
-        <w:pStyle w:val="CodeBlock"/>
-      </w:pPr>
       <w:r>
+        <w:rPr>
+          <w:rFonts w:ascii="Consolas" w:hAnsi="Consolas" w:eastAsia="Microsoft YaHei"/>
+          <w:sz w:val="18"/>
+        </w:rPr>
         <w:t>设置/导出 → 导入配置 / 备份 JSON/ZIP</w:t>
       </w:r>
     </w:p>
     <w:p>
-      <w:bookmarkStart w:id="810682" w:name="h0022"/>
       <w:pPr>
         <w:pStyle w:val="Heading2"/>
       </w:pPr>
       <w:r>
         <w:t>十七、快速检查清单</w:t>
       </w:r>
-      <w:bookmarkEnd w:id="810682"/>
     </w:p>
     <w:p>
       <w:pPr>
@@ -14416,16 +14969,6 @@
         <w:shd w:val="clear" w:color="auto" w:fill="FBCAA2" w:themeFill="accent6" w:themeFillTint="7F"/>
       </w:tcPr>
     </w:tblStylePr>
-  </w:style>
-  <w:style w:type="paragraph" w:customStyle="1" w:styleId="CodeBlock">
-    <w:name w:val="CodeBlock"/>
-    <w:pPr>
-      <w:shd w:fill="F6F8FA"/>
-    </w:pPr>
-    <w:rPr>
-      <w:rFonts w:ascii="Consolas" w:hAnsi="Consolas" w:eastAsia="Microsoft YaHei"/>
-      <w:sz w:val="18"/>
-    </w:rPr>
   </w:style>
 </w:styles>
 </file>
